--- a/Coding 2 - year/Unit 3 - Advanced Functions & Algorithms/Daily Lesson Plans/Word/Day 6.docx
+++ b/Coding 2 - year/Unit 3 - Advanced Functions & Algorithms/Daily Lesson Plans/Word/Day 6.docx
@@ -50,12 +50,15 @@
               </w:rPr>
               <w:t xml:space="preserve">Coding II — Full Year</w:t>
             </w:r>
-          </w:p>
-          <w:p>
-            <w:pPr>
-              <w:spacing w:before="40"/>
-              <w:jc w:val="center"/>
-            </w:pPr>
+            <w:r>
+              <w:rPr>
+                <w:rFonts w:ascii="Arial" w:cs="Arial" w:eastAsia="Arial" w:hAnsi="Arial"/>
+                <w:sz w:val="16"/>
+                <w:szCs w:val="16"/>
+              </w:rPr>
+              <w:br/>
+              <w:t xml:space="preserve"/>
+            </w:r>
             <w:r>
               <w:rPr>
                 <w:rFonts w:ascii="Arial" w:cs="Arial" w:eastAsia="Arial" w:hAnsi="Arial"/>
@@ -83,7 +86,7 @@
           <w:rFonts w:ascii="Arial" w:cs="Arial" w:eastAsia="Arial" w:hAnsi="Arial"/>
           <w:b/>
           <w:bCs/>
-          <w:color w:val="0D3B1F"/>
+          <w:color w:val="1B7A4A"/>
           <w:sz w:val="32"/>
           <w:szCs w:val="32"/>
         </w:rPr>
@@ -261,9 +264,9 @@
               <w:right w:val="single" w:color="CCCCCC" w:sz="1"/>
             </w:tcBorders>
             <w:tcMar>
-              <w:top w:type="dxa" w:w="60"/>
+              <w:top w:type="dxa" w:w="80"/>
               <w:left w:type="dxa" w:w="120"/>
-              <w:bottom w:type="dxa" w:w="60"/>
+              <w:bottom w:type="dxa" w:w="80"/>
               <w:right w:type="dxa" w:w="120"/>
             </w:tcMar>
           </w:tcPr>
@@ -290,20 +293,213 @@
               <w:right w:val="single" w:color="CCCCCC" w:sz="1"/>
             </w:tcBorders>
             <w:tcMar>
-              <w:top w:type="dxa" w:w="60"/>
+              <w:top w:type="dxa" w:w="80"/>
               <w:left w:type="dxa" w:w="120"/>
-              <w:bottom w:type="dxa" w:w="60"/>
+              <w:bottom w:type="dxa" w:w="80"/>
               <w:right w:type="dxa" w:w="120"/>
             </w:tcMar>
           </w:tcPr>
           <w:p>
-            <w:r>
-              <w:rPr>
-                <w:rFonts w:ascii="Arial" w:cs="Arial" w:eastAsia="Arial" w:hAnsi="Arial"/>
-                <w:sz w:val="20"/>
-                <w:szCs w:val="20"/>
+            <w:pPr>
+              <w:spacing w:after="80" w:before="80"/>
+            </w:pPr>
+            <w:r>
+              <w:rPr>
+                <w:rFonts w:ascii="Arial" w:cs="Arial" w:eastAsia="Arial" w:hAnsi="Arial"/>
+                <w:b/>
+                <w:bCs/>
+                <w:i w:val="false"/>
+                <w:iCs w:val="false"/>
+                <w:color w:val="000000"/>
+                <w:sz w:val="22"/>
+                <w:szCs w:val="22"/>
               </w:rPr>
               <w:t xml:space="preserve">Bell Ringer / Review</w:t>
+            </w:r>
+            <w:r>
+              <w:rPr>
+                <w:rFonts w:ascii="Arial" w:cs="Arial" w:eastAsia="Arial" w:hAnsi="Arial"/>
+                <w:sz w:val="20"/>
+                <w:szCs w:val="20"/>
+              </w:rPr>
+              <w:br/>
+              <w:t xml:space="preserve"/>
+            </w:r>
+            <w:r>
+              <w:rPr>
+                <w:rFonts w:ascii="Arial" w:cs="Arial" w:eastAsia="Arial" w:hAnsi="Arial"/>
+                <w:sz w:val="20"/>
+                <w:szCs w:val="20"/>
+              </w:rPr>
+              <w:br/>
+              <w:t xml:space="preserve"/>
+            </w:r>
+            <w:r>
+              <w:rPr>
+                <w:rFonts w:ascii="Arial" w:cs="Arial" w:eastAsia="Arial" w:hAnsi="Arial"/>
+                <w:b/>
+                <w:bCs/>
+                <w:i w:val="false"/>
+                <w:iCs w:val="false"/>
+                <w:color w:val="000000"/>
+                <w:sz w:val="20"/>
+                <w:szCs w:val="20"/>
+              </w:rPr>
+              <w:t xml:space="preserve">Quick Write </w:t>
+            </w:r>
+            <w:r>
+              <w:rPr>
+                <w:rFonts w:ascii="Arial" w:cs="Arial" w:eastAsia="Arial" w:hAnsi="Arial"/>
+                <w:b w:val="false"/>
+                <w:bCs w:val="false"/>
+                <w:i w:val="false"/>
+                <w:iCs w:val="false"/>
+                <w:color w:val="000000"/>
+                <w:sz w:val="20"/>
+                <w:szCs w:val="20"/>
+              </w:rPr>
+              <w:t xml:space="preserve">(3 min — written or verbal):</w:t>
+            </w:r>
+            <w:r>
+              <w:rPr>
+                <w:rFonts w:ascii="Arial" w:cs="Arial" w:eastAsia="Arial" w:hAnsi="Arial"/>
+                <w:sz w:val="20"/>
+                <w:szCs w:val="20"/>
+              </w:rPr>
+              <w:br/>
+              <w:t xml:space="preserve"/>
+            </w:r>
+            <w:r>
+              <w:rPr>
+                <w:rFonts w:ascii="Arial" w:cs="Arial" w:eastAsia="Arial" w:hAnsi="Arial"/>
+                <w:b w:val="false"/>
+                <w:bCs w:val="false"/>
+                <w:i w:val="false"/>
+                <w:iCs w:val="false"/>
+                <w:color w:val="000000"/>
+                <w:sz w:val="20"/>
+                <w:szCs w:val="20"/>
+              </w:rPr>
+              <w:t xml:space="preserve">    In your own words: Choose between map/filter/reduce and comprehensions, and understand when to use each approach?</w:t>
+            </w:r>
+            <w:r>
+              <w:rPr>
+                <w:rFonts w:ascii="Arial" w:cs="Arial" w:eastAsia="Arial" w:hAnsi="Arial"/>
+                <w:sz w:val="20"/>
+                <w:szCs w:val="20"/>
+              </w:rPr>
+              <w:br/>
+              <w:t xml:space="preserve"/>
+            </w:r>
+            <w:r>
+              <w:rPr>
+                <w:rFonts w:ascii="Arial" w:cs="Arial" w:eastAsia="Arial" w:hAnsi="Arial"/>
+                <w:sz w:val="20"/>
+                <w:szCs w:val="20"/>
+              </w:rPr>
+              <w:br/>
+              <w:t xml:space="preserve"/>
+            </w:r>
+            <w:r>
+              <w:rPr>
+                <w:rFonts w:ascii="Arial" w:cs="Arial" w:eastAsia="Arial" w:hAnsi="Arial"/>
+                <w:b/>
+                <w:bCs/>
+                <w:i w:val="false"/>
+                <w:iCs w:val="false"/>
+                <w:color w:val="000000"/>
+                <w:sz w:val="20"/>
+                <w:szCs w:val="20"/>
+              </w:rPr>
+              <w:t xml:space="preserve">Vocabulary Preview — </w:t>
+            </w:r>
+            <w:r>
+              <w:rPr>
+                <w:rFonts w:ascii="Arial" w:cs="Arial" w:eastAsia="Arial" w:hAnsi="Arial"/>
+                <w:b w:val="false"/>
+                <w:bCs w:val="false"/>
+                <w:i w:val="false"/>
+                <w:iCs w:val="false"/>
+                <w:color w:val="000000"/>
+                <w:sz w:val="20"/>
+                <w:szCs w:val="20"/>
+              </w:rPr>
+              <w:t xml:space="preserve">terms we'll use today:</w:t>
+            </w:r>
+            <w:r>
+              <w:rPr>
+                <w:rFonts w:ascii="Arial" w:cs="Arial" w:eastAsia="Arial" w:hAnsi="Arial"/>
+                <w:sz w:val="20"/>
+                <w:szCs w:val="20"/>
+              </w:rPr>
+              <w:br/>
+              <w:t xml:space="preserve"/>
+            </w:r>
+            <w:r>
+              <w:rPr>
+                <w:rFonts w:ascii="Arial" w:cs="Arial" w:eastAsia="Arial" w:hAnsi="Arial"/>
+                <w:b w:val="false"/>
+                <w:bCs w:val="false"/>
+                <w:i w:val="false"/>
+                <w:iCs w:val="false"/>
+                <w:color w:val="000000"/>
+                <w:sz w:val="20"/>
+                <w:szCs w:val="20"/>
+              </w:rPr>
+              <w:t xml:space="preserve">    • Functional approach   •   Pythonic approach   •   Both are valid!   •   Readability   •   Performance   •   Complexity</w:t>
+            </w:r>
+            <w:r>
+              <w:rPr>
+                <w:rFonts w:ascii="Arial" w:cs="Arial" w:eastAsia="Arial" w:hAnsi="Arial"/>
+                <w:sz w:val="20"/>
+                <w:szCs w:val="20"/>
+              </w:rPr>
+              <w:br/>
+              <w:t xml:space="preserve"/>
+            </w:r>
+            <w:r>
+              <w:rPr>
+                <w:rFonts w:ascii="Arial" w:cs="Arial" w:eastAsia="Arial" w:hAnsi="Arial"/>
+                <w:sz w:val="20"/>
+                <w:szCs w:val="20"/>
+              </w:rPr>
+              <w:br/>
+              <w:t xml:space="preserve"/>
+            </w:r>
+            <w:r>
+              <w:rPr>
+                <w:rFonts w:ascii="Arial" w:cs="Arial" w:eastAsia="Arial" w:hAnsi="Arial"/>
+                <w:b w:val="false"/>
+                <w:bCs w:val="false"/>
+                <w:i/>
+                <w:iCs/>
+                <w:color w:val="444444"/>
+                <w:sz w:val="20"/>
+                <w:szCs w:val="20"/>
+              </w:rPr>
+              <w:t xml:space="preserve">Today's Goal: By the end of class you will be able to choose between map/filter/reduce and comprehensions, and understand when to use each approach.</w:t>
+            </w:r>
+            <w:r>
+              <w:rPr>
+                <w:rFonts w:ascii="Arial" w:cs="Arial" w:eastAsia="Arial" w:hAnsi="Arial"/>
+                <w:sz w:val="20"/>
+                <w:szCs w:val="20"/>
+              </w:rPr>
+              <w:br/>
+              <w:t xml:space="preserve"/>
+            </w:r>
+            <w:r>
+              <w:rPr>
+                <w:rFonts w:ascii="Arial" w:cs="Arial" w:eastAsia="Arial" w:hAnsi="Arial"/>
+                <w:b w:val="false"/>
+                <w:bCs w:val="false"/>
+                <w:i/>
+                <w:iCs/>
+                <w:color w:val="555555"/>
+                <w:sz w:val="20"/>
+                <w:szCs w:val="20"/>
+              </w:rPr>
+              <w:t xml:space="preserve">→ Pair-share your response, then 2–3 students share with the class.</w:t>
             </w:r>
           </w:p>
         </w:tc>
@@ -319,9 +515,9 @@
               <w:right w:val="single" w:color="CCCCCC" w:sz="1"/>
             </w:tcBorders>
             <w:tcMar>
-              <w:top w:type="dxa" w:w="60"/>
+              <w:top w:type="dxa" w:w="80"/>
               <w:left w:type="dxa" w:w="120"/>
-              <w:bottom w:type="dxa" w:w="60"/>
+              <w:bottom w:type="dxa" w:w="80"/>
               <w:right w:type="dxa" w:w="120"/>
             </w:tcMar>
           </w:tcPr>
@@ -348,20 +544,468 @@
               <w:right w:val="single" w:color="CCCCCC" w:sz="1"/>
             </w:tcBorders>
             <w:tcMar>
-              <w:top w:type="dxa" w:w="60"/>
+              <w:top w:type="dxa" w:w="80"/>
               <w:left w:type="dxa" w:w="120"/>
-              <w:bottom w:type="dxa" w:w="60"/>
+              <w:bottom w:type="dxa" w:w="80"/>
               <w:right w:type="dxa" w:w="120"/>
             </w:tcMar>
           </w:tcPr>
           <w:p>
-            <w:r>
-              <w:rPr>
-                <w:rFonts w:ascii="Arial" w:cs="Arial" w:eastAsia="Arial" w:hAnsi="Arial"/>
-                <w:sz w:val="20"/>
-                <w:szCs w:val="20"/>
-              </w:rPr>
-              <w:t xml:space="preserve">Mini Lesson: Higher-Order Functions Review and Comprehensions Intro</w:t>
+            <w:pPr>
+              <w:spacing w:after="80" w:before="80"/>
+            </w:pPr>
+            <w:r>
+              <w:rPr>
+                <w:rFonts w:ascii="Arial" w:cs="Arial" w:eastAsia="Arial" w:hAnsi="Arial"/>
+                <w:b/>
+                <w:bCs/>
+                <w:i w:val="false"/>
+                <w:iCs w:val="false"/>
+                <w:color w:val="000000"/>
+                <w:sz w:val="22"/>
+                <w:szCs w:val="22"/>
+              </w:rPr>
+              <w:t xml:space="preserve">Mini Lesson: </w:t>
+            </w:r>
+            <w:r>
+              <w:rPr>
+                <w:rFonts w:ascii="Arial" w:cs="Arial" w:eastAsia="Arial" w:hAnsi="Arial"/>
+                <w:b w:val="false"/>
+                <w:bCs w:val="false"/>
+                <w:i w:val="false"/>
+                <w:iCs w:val="false"/>
+                <w:color w:val="000000"/>
+                <w:sz w:val="22"/>
+                <w:szCs w:val="22"/>
+              </w:rPr>
+              <w:t xml:space="preserve">Higher-Order Functions Review and Comprehensions Intro</w:t>
+            </w:r>
+            <w:r>
+              <w:rPr>
+                <w:rFonts w:ascii="Arial" w:cs="Arial" w:eastAsia="Arial" w:hAnsi="Arial"/>
+                <w:sz w:val="20"/>
+                <w:szCs w:val="20"/>
+              </w:rPr>
+              <w:br/>
+              <w:t xml:space="preserve"/>
+            </w:r>
+            <w:r>
+              <w:rPr>
+                <w:rFonts w:ascii="Arial" w:cs="Arial" w:eastAsia="Arial" w:hAnsi="Arial"/>
+                <w:sz w:val="20"/>
+                <w:szCs w:val="20"/>
+              </w:rPr>
+              <w:br/>
+              <w:t xml:space="preserve"/>
+            </w:r>
+            <w:r>
+              <w:rPr>
+                <w:rFonts w:ascii="Arial" w:cs="Arial" w:eastAsia="Arial" w:hAnsi="Arial"/>
+                <w:b/>
+                <w:bCs/>
+                <w:i/>
+                <w:iCs/>
+                <w:color w:val="000000"/>
+                <w:sz w:val="20"/>
+                <w:szCs w:val="20"/>
+              </w:rPr>
+              <w:t xml:space="preserve">Learning Target: </w:t>
+            </w:r>
+            <w:r>
+              <w:rPr>
+                <w:rFonts w:ascii="Arial" w:cs="Arial" w:eastAsia="Arial" w:hAnsi="Arial"/>
+                <w:b w:val="false"/>
+                <w:bCs w:val="false"/>
+                <w:i/>
+                <w:iCs/>
+                <w:color w:val="333333"/>
+                <w:sz w:val="20"/>
+                <w:szCs w:val="20"/>
+              </w:rPr>
+              <w:t xml:space="preserve">I can choose between map/filter/reduce and comprehensions, and understand when to use each approach.</w:t>
+            </w:r>
+            <w:r>
+              <w:rPr>
+                <w:rFonts w:ascii="Arial" w:cs="Arial" w:eastAsia="Arial" w:hAnsi="Arial"/>
+                <w:sz w:val="20"/>
+                <w:szCs w:val="20"/>
+              </w:rPr>
+              <w:br/>
+              <w:t xml:space="preserve"/>
+            </w:r>
+            <w:r>
+              <w:rPr>
+                <w:rFonts w:ascii="Arial" w:cs="Arial" w:eastAsia="Arial" w:hAnsi="Arial"/>
+                <w:sz w:val="20"/>
+                <w:szCs w:val="20"/>
+              </w:rPr>
+              <w:br/>
+              <w:t xml:space="preserve"/>
+            </w:r>
+            <w:r>
+              <w:rPr>
+                <w:rFonts w:ascii="Arial" w:cs="Arial" w:eastAsia="Arial" w:hAnsi="Arial"/>
+                <w:b w:val="false"/>
+                <w:bCs w:val="false"/>
+                <w:i w:val="false"/>
+                <w:iCs w:val="false"/>
+                <w:color w:val="000000"/>
+                <w:sz w:val="20"/>
+                <w:szCs w:val="20"/>
+              </w:rPr>
+              <w:t xml:space="preserve">Comparison: Functional vs. Pythonic:</w:t>
+            </w:r>
+            <w:r>
+              <w:rPr>
+                <w:rFonts w:ascii="Arial" w:cs="Arial" w:eastAsia="Arial" w:hAnsi="Arial"/>
+                <w:sz w:val="20"/>
+                <w:szCs w:val="20"/>
+              </w:rPr>
+              <w:br/>
+              <w:t xml:space="preserve"/>
+            </w:r>
+            <w:r>
+              <w:rPr>
+                <w:rFonts w:ascii="Arial" w:cs="Arial" w:eastAsia="Arial" w:hAnsi="Arial"/>
+                <w:b w:val="false"/>
+                <w:bCs w:val="false"/>
+                <w:i w:val="false"/>
+                <w:iCs w:val="false"/>
+                <w:color w:val="000000"/>
+                <w:sz w:val="20"/>
+                <w:szCs w:val="20"/>
+              </w:rPr>
+              <w:t xml:space="preserve">Both are valid! The choice depends on:</w:t>
+            </w:r>
+            <w:r>
+              <w:rPr>
+                <w:rFonts w:ascii="Arial" w:cs="Arial" w:eastAsia="Arial" w:hAnsi="Arial"/>
+                <w:sz w:val="20"/>
+                <w:szCs w:val="20"/>
+              </w:rPr>
+              <w:br/>
+              <w:t xml:space="preserve"/>
+            </w:r>
+            <w:r>
+              <w:rPr>
+                <w:rFonts w:ascii="Arial" w:cs="Arial" w:eastAsia="Arial" w:hAnsi="Arial"/>
+                <w:sz w:val="20"/>
+                <w:szCs w:val="20"/>
+              </w:rPr>
+              <w:br/>
+              <w:t xml:space="preserve"/>
+            </w:r>
+            <w:r>
+              <w:rPr>
+                <w:rFonts w:ascii="Arial" w:cs="Arial" w:eastAsia="Arial" w:hAnsi="Arial"/>
+                <w:b/>
+                <w:bCs/>
+                <w:i w:val="false"/>
+                <w:iCs w:val="false"/>
+                <w:color w:val="000000"/>
+                <w:sz w:val="20"/>
+                <w:szCs w:val="20"/>
+              </w:rPr>
+              <w:t xml:space="preserve">Key Concepts:</w:t>
+            </w:r>
+            <w:r>
+              <w:rPr>
+                <w:rFonts w:ascii="Arial" w:cs="Arial" w:eastAsia="Arial" w:hAnsi="Arial"/>
+                <w:sz w:val="20"/>
+                <w:szCs w:val="20"/>
+              </w:rPr>
+              <w:br/>
+              <w:t xml:space="preserve"/>
+            </w:r>
+            <w:r>
+              <w:rPr>
+                <w:rFonts w:ascii="Arial" w:cs="Arial" w:eastAsia="Arial" w:hAnsi="Arial"/>
+                <w:b w:val="false"/>
+                <w:bCs w:val="false"/>
+                <w:i w:val="false"/>
+                <w:iCs w:val="false"/>
+                <w:color w:val="000000"/>
+                <w:sz w:val="20"/>
+                <w:szCs w:val="20"/>
+              </w:rPr>
+              <w:t xml:space="preserve">    • Functional approach: Use map(), filter(), reduce() (common in other languages)</w:t>
+            </w:r>
+            <w:r>
+              <w:rPr>
+                <w:rFonts w:ascii="Arial" w:cs="Arial" w:eastAsia="Arial" w:hAnsi="Arial"/>
+                <w:sz w:val="20"/>
+                <w:szCs w:val="20"/>
+              </w:rPr>
+              <w:br/>
+              <w:t xml:space="preserve"/>
+            </w:r>
+            <w:r>
+              <w:rPr>
+                <w:rFonts w:ascii="Arial" w:cs="Arial" w:eastAsia="Arial" w:hAnsi="Arial"/>
+                <w:b w:val="false"/>
+                <w:bCs w:val="false"/>
+                <w:i w:val="false"/>
+                <w:iCs w:val="false"/>
+                <w:color w:val="000000"/>
+                <w:sz w:val="20"/>
+                <w:szCs w:val="20"/>
+              </w:rPr>
+              <w:t xml:space="preserve">    • Pythonic approach: Use list/dict comprehensions (favored in Python for readability)</w:t>
+            </w:r>
+            <w:r>
+              <w:rPr>
+                <w:rFonts w:ascii="Arial" w:cs="Arial" w:eastAsia="Arial" w:hAnsi="Arial"/>
+                <w:sz w:val="20"/>
+                <w:szCs w:val="20"/>
+              </w:rPr>
+              <w:br/>
+              <w:t xml:space="preserve"/>
+            </w:r>
+            <w:r>
+              <w:rPr>
+                <w:rFonts w:ascii="Arial" w:cs="Arial" w:eastAsia="Arial" w:hAnsi="Arial"/>
+                <w:b w:val="false"/>
+                <w:bCs w:val="false"/>
+                <w:i w:val="false"/>
+                <w:iCs w:val="false"/>
+                <w:color w:val="000000"/>
+                <w:sz w:val="20"/>
+                <w:szCs w:val="20"/>
+              </w:rPr>
+              <w:t xml:space="preserve">    • Readability: Comprehensions are often clearer to Python developers</w:t>
+            </w:r>
+            <w:r>
+              <w:rPr>
+                <w:rFonts w:ascii="Arial" w:cs="Arial" w:eastAsia="Arial" w:hAnsi="Arial"/>
+                <w:sz w:val="20"/>
+                <w:szCs w:val="20"/>
+              </w:rPr>
+              <w:br/>
+              <w:t xml:space="preserve"/>
+            </w:r>
+            <w:r>
+              <w:rPr>
+                <w:rFonts w:ascii="Arial" w:cs="Arial" w:eastAsia="Arial" w:hAnsi="Arial"/>
+                <w:b w:val="false"/>
+                <w:bCs w:val="false"/>
+                <w:i w:val="false"/>
+                <w:iCs w:val="false"/>
+                <w:color w:val="000000"/>
+                <w:sz w:val="20"/>
+                <w:szCs w:val="20"/>
+              </w:rPr>
+              <w:t xml:space="preserve">    • Performance: Comprehensions are typically faster</w:t>
+            </w:r>
+            <w:r>
+              <w:rPr>
+                <w:rFonts w:ascii="Arial" w:cs="Arial" w:eastAsia="Arial" w:hAnsi="Arial"/>
+                <w:sz w:val="20"/>
+                <w:szCs w:val="20"/>
+              </w:rPr>
+              <w:br/>
+              <w:t xml:space="preserve"/>
+            </w:r>
+            <w:r>
+              <w:rPr>
+                <w:rFonts w:ascii="Arial" w:cs="Arial" w:eastAsia="Arial" w:hAnsi="Arial"/>
+                <w:b w:val="false"/>
+                <w:bCs w:val="false"/>
+                <w:i w:val="false"/>
+                <w:iCs w:val="false"/>
+                <w:color w:val="000000"/>
+                <w:sz w:val="20"/>
+                <w:szCs w:val="20"/>
+              </w:rPr>
+              <w:t xml:space="preserve">    • Complexity: For complex transformations, sometimes a loop is clearest</w:t>
+            </w:r>
+            <w:r>
+              <w:rPr>
+                <w:rFonts w:ascii="Arial" w:cs="Arial" w:eastAsia="Arial" w:hAnsi="Arial"/>
+                <w:sz w:val="20"/>
+                <w:szCs w:val="20"/>
+              </w:rPr>
+              <w:br/>
+              <w:t xml:space="preserve"/>
+            </w:r>
+            <w:r>
+              <w:rPr>
+                <w:rFonts w:ascii="Arial" w:cs="Arial" w:eastAsia="Arial" w:hAnsi="Arial"/>
+                <w:b w:val="false"/>
+                <w:bCs w:val="false"/>
+                <w:i w:val="false"/>
+                <w:iCs w:val="false"/>
+                <w:color w:val="000000"/>
+                <w:sz w:val="20"/>
+                <w:szCs w:val="20"/>
+              </w:rPr>
+              <w:t xml:space="preserve">    • When passing existing functions (like int, str.upper)</w:t>
+            </w:r>
+            <w:r>
+              <w:rPr>
+                <w:rFonts w:ascii="Arial" w:cs="Arial" w:eastAsia="Arial" w:hAnsi="Arial"/>
+                <w:sz w:val="20"/>
+                <w:szCs w:val="20"/>
+              </w:rPr>
+              <w:br/>
+              <w:t xml:space="preserve"/>
+            </w:r>
+            <w:r>
+              <w:rPr>
+                <w:rFonts w:ascii="Arial" w:cs="Arial" w:eastAsia="Arial" w:hAnsi="Arial"/>
+                <w:b w:val="false"/>
+                <w:bCs w:val="false"/>
+                <w:i w:val="false"/>
+                <w:iCs w:val="false"/>
+                <w:color w:val="000000"/>
+                <w:sz w:val="20"/>
+                <w:szCs w:val="20"/>
+              </w:rPr>
+              <w:t xml:space="preserve">    • When the logic is already written as a function</w:t>
+            </w:r>
+            <w:r>
+              <w:rPr>
+                <w:rFonts w:ascii="Arial" w:cs="Arial" w:eastAsia="Arial" w:hAnsi="Arial"/>
+                <w:sz w:val="20"/>
+                <w:szCs w:val="20"/>
+              </w:rPr>
+              <w:br/>
+              <w:t xml:space="preserve"/>
+            </w:r>
+            <w:r>
+              <w:rPr>
+                <w:rFonts w:ascii="Arial" w:cs="Arial" w:eastAsia="Arial" w:hAnsi="Arial"/>
+                <w:b w:val="false"/>
+                <w:bCs w:val="false"/>
+                <w:i w:val="false"/>
+                <w:iCs w:val="false"/>
+                <w:color w:val="000000"/>
+                <w:sz w:val="20"/>
+                <w:szCs w:val="20"/>
+              </w:rPr>
+              <w:t xml:space="preserve">    • When working with functional programming paradigms</w:t>
+            </w:r>
+            <w:r>
+              <w:rPr>
+                <w:rFonts w:ascii="Arial" w:cs="Arial" w:eastAsia="Arial" w:hAnsi="Arial"/>
+                <w:sz w:val="20"/>
+                <w:szCs w:val="20"/>
+              </w:rPr>
+              <w:br/>
+              <w:t xml:space="preserve"/>
+            </w:r>
+            <w:r>
+              <w:rPr>
+                <w:rFonts w:ascii="Arial" w:cs="Arial" w:eastAsia="Arial" w:hAnsi="Arial"/>
+                <w:sz w:val="20"/>
+                <w:szCs w:val="20"/>
+              </w:rPr>
+              <w:br/>
+              <w:t xml:space="preserve"/>
+            </w:r>
+            <w:r>
+              <w:rPr>
+                <w:rFonts w:ascii="Arial" w:cs="Arial" w:eastAsia="Arial" w:hAnsi="Arial"/>
+                <w:b/>
+                <w:bCs/>
+                <w:i w:val="false"/>
+                <w:iCs w:val="false"/>
+                <w:color w:val="000000"/>
+                <w:sz w:val="20"/>
+                <w:szCs w:val="20"/>
+              </w:rPr>
+              <w:t xml:space="preserve">Vocabulary: </w:t>
+            </w:r>
+            <w:r>
+              <w:rPr>
+                <w:rFonts w:ascii="Arial" w:cs="Arial" w:eastAsia="Arial" w:hAnsi="Arial"/>
+                <w:b w:val="false"/>
+                <w:bCs w:val="false"/>
+                <w:i w:val="false"/>
+                <w:iCs w:val="false"/>
+                <w:color w:val="000000"/>
+                <w:sz w:val="20"/>
+                <w:szCs w:val="20"/>
+              </w:rPr>
+              <w:t xml:space="preserve">Functional approach, Pythonic approach, Both are valid!, Readability, Performance, Complexity</w:t>
+            </w:r>
+            <w:r>
+              <w:rPr>
+                <w:rFonts w:ascii="Arial" w:cs="Arial" w:eastAsia="Arial" w:hAnsi="Arial"/>
+                <w:sz w:val="20"/>
+                <w:szCs w:val="20"/>
+              </w:rPr>
+              <w:br/>
+              <w:t xml:space="preserve"/>
+            </w:r>
+            <w:r>
+              <w:rPr>
+                <w:rFonts w:ascii="Arial" w:cs="Arial" w:eastAsia="Arial" w:hAnsi="Arial"/>
+                <w:sz w:val="20"/>
+                <w:szCs w:val="20"/>
+              </w:rPr>
+              <w:br/>
+              <w:t xml:space="preserve"/>
+            </w:r>
+            <w:r>
+              <w:rPr>
+                <w:rFonts w:ascii="Arial" w:cs="Arial" w:eastAsia="Arial" w:hAnsi="Arial"/>
+                <w:b/>
+                <w:bCs/>
+                <w:i/>
+                <w:iCs/>
+                <w:color w:val="555555"/>
+                <w:sz w:val="20"/>
+                <w:szCs w:val="20"/>
+              </w:rPr>
+              <w:t xml:space="preserve">→ Live Demo — </w:t>
+            </w:r>
+            <w:r>
+              <w:rPr>
+                <w:rFonts w:ascii="Arial" w:cs="Arial" w:eastAsia="Arial" w:hAnsi="Arial"/>
+                <w:b w:val="false"/>
+                <w:bCs w:val="false"/>
+                <w:i/>
+                <w:iCs/>
+                <w:color w:val="555555"/>
+                <w:sz w:val="20"/>
+                <w:szCs w:val="20"/>
+              </w:rPr>
+              <w:t xml:space="preserve">type examples as students follow along in their own editor.</w:t>
+            </w:r>
+            <w:r>
+              <w:rPr>
+                <w:rFonts w:ascii="Arial" w:cs="Arial" w:eastAsia="Arial" w:hAnsi="Arial"/>
+                <w:sz w:val="20"/>
+                <w:szCs w:val="20"/>
+              </w:rPr>
+              <w:br/>
+              <w:t xml:space="preserve"/>
+            </w:r>
+            <w:r>
+              <w:rPr>
+                <w:rFonts w:ascii="Arial" w:cs="Arial" w:eastAsia="Arial" w:hAnsi="Arial"/>
+                <w:b/>
+                <w:bCs/>
+                <w:i/>
+                <w:iCs/>
+                <w:color w:val="555555"/>
+                <w:sz w:val="20"/>
+                <w:szCs w:val="20"/>
+              </w:rPr>
+              <w:t xml:space="preserve">→ Check for Understanding: </w:t>
+            </w:r>
+            <w:r>
+              <w:rPr>
+                <w:rFonts w:ascii="Arial" w:cs="Arial" w:eastAsia="Arial" w:hAnsi="Arial"/>
+                <w:b w:val="false"/>
+                <w:bCs w:val="false"/>
+                <w:i/>
+                <w:iCs/>
+                <w:color w:val="555555"/>
+                <w:sz w:val="20"/>
+                <w:szCs w:val="20"/>
+              </w:rPr>
+              <w:t xml:space="preserve">pause and cold-call: “Can someone explain what we just did in their own words?”</w:t>
             </w:r>
           </w:p>
         </w:tc>
@@ -377,9 +1021,9 @@
               <w:right w:val="single" w:color="CCCCCC" w:sz="1"/>
             </w:tcBorders>
             <w:tcMar>
-              <w:top w:type="dxa" w:w="60"/>
+              <w:top w:type="dxa" w:w="80"/>
               <w:left w:type="dxa" w:w="120"/>
-              <w:bottom w:type="dxa" w:w="60"/>
+              <w:bottom w:type="dxa" w:w="80"/>
               <w:right w:type="dxa" w:w="120"/>
             </w:tcMar>
           </w:tcPr>
@@ -406,20 +1050,90 @@
               <w:right w:val="single" w:color="CCCCCC" w:sz="1"/>
             </w:tcBorders>
             <w:tcMar>
-              <w:top w:type="dxa" w:w="60"/>
+              <w:top w:type="dxa" w:w="80"/>
               <w:left w:type="dxa" w:w="120"/>
-              <w:bottom w:type="dxa" w:w="60"/>
+              <w:bottom w:type="dxa" w:w="80"/>
               <w:right w:type="dxa" w:w="120"/>
             </w:tcMar>
           </w:tcPr>
           <w:p>
-            <w:r>
-              <w:rPr>
-                <w:rFonts w:ascii="Arial" w:cs="Arial" w:eastAsia="Arial" w:hAnsi="Arial"/>
-                <w:sz w:val="20"/>
-                <w:szCs w:val="20"/>
+            <w:pPr>
+              <w:spacing w:after="80" w:before="80"/>
+            </w:pPr>
+            <w:r>
+              <w:rPr>
+                <w:rFonts w:ascii="Arial" w:cs="Arial" w:eastAsia="Arial" w:hAnsi="Arial"/>
+                <w:b/>
+                <w:bCs/>
+                <w:i w:val="false"/>
+                <w:iCs w:val="false"/>
+                <w:color w:val="000000"/>
+                <w:sz w:val="22"/>
+                <w:szCs w:val="22"/>
               </w:rPr>
               <w:t xml:space="preserve">Guided Practice</w:t>
+            </w:r>
+            <w:r>
+              <w:rPr>
+                <w:rFonts w:ascii="Arial" w:cs="Arial" w:eastAsia="Arial" w:hAnsi="Arial"/>
+                <w:sz w:val="20"/>
+                <w:szCs w:val="20"/>
+              </w:rPr>
+              <w:br/>
+              <w:t xml:space="preserve"/>
+            </w:r>
+            <w:r>
+              <w:rPr>
+                <w:rFonts w:ascii="Arial" w:cs="Arial" w:eastAsia="Arial" w:hAnsi="Arial"/>
+                <w:sz w:val="20"/>
+                <w:szCs w:val="20"/>
+              </w:rPr>
+              <w:br/>
+              <w:t xml:space="preserve"/>
+            </w:r>
+            <w:r>
+              <w:rPr>
+                <w:rFonts w:ascii="Arial" w:cs="Arial" w:eastAsia="Arial" w:hAnsi="Arial"/>
+                <w:b w:val="false"/>
+                <w:bCs w:val="false"/>
+                <w:i w:val="false"/>
+                <w:iCs w:val="false"/>
+                <w:color w:val="000000"/>
+                <w:sz w:val="20"/>
+                <w:szCs w:val="20"/>
+              </w:rPr>
+              <w:t xml:space="preserve">Step 1: Convert this map() to a list comprehension:</w:t>
+            </w:r>
+            <w:r>
+              <w:rPr>
+                <w:rFonts w:ascii="Arial" w:cs="Arial" w:eastAsia="Arial" w:hAnsi="Arial"/>
+                <w:sz w:val="20"/>
+                <w:szCs w:val="20"/>
+              </w:rPr>
+              <w:br/>
+              <w:t xml:space="preserve"/>
+            </w:r>
+            <w:r>
+              <w:rPr>
+                <w:rFonts w:ascii="Arial" w:cs="Arial" w:eastAsia="Arial" w:hAnsi="Arial"/>
+                <w:sz w:val="20"/>
+                <w:szCs w:val="20"/>
+              </w:rPr>
+              <w:br/>
+              <w:t xml:space="preserve"/>
+            </w:r>
+            <w:r>
+              <w:rPr>
+                <w:rFonts w:ascii="Arial" w:cs="Arial" w:eastAsia="Arial" w:hAnsi="Arial"/>
+                <w:b w:val="false"/>
+                <w:bCs w:val="false"/>
+                <w:i/>
+                <w:iCs/>
+                <w:color w:val="555555"/>
+                <w:sz w:val="20"/>
+                <w:szCs w:val="20"/>
+              </w:rPr>
+              <w:t xml:space="preserve">→ Teacher models — students try alongside, then compare results.</w:t>
             </w:r>
           </w:p>
         </w:tc>
@@ -435,9 +1149,9 @@
               <w:right w:val="single" w:color="CCCCCC" w:sz="1"/>
             </w:tcBorders>
             <w:tcMar>
-              <w:top w:type="dxa" w:w="60"/>
+              <w:top w:type="dxa" w:w="80"/>
               <w:left w:type="dxa" w:w="120"/>
-              <w:bottom w:type="dxa" w:w="60"/>
+              <w:bottom w:type="dxa" w:w="80"/>
               <w:right w:type="dxa" w:w="120"/>
             </w:tcMar>
           </w:tcPr>
@@ -450,7 +1164,7 @@
                 <w:sz w:val="20"/>
                 <w:szCs w:val="20"/>
               </w:rPr>
-              <w:t xml:space="preserve">15-20 min</w:t>
+              <w:t xml:space="preserve">15–20 min</w:t>
             </w:r>
           </w:p>
         </w:tc>
@@ -464,20 +1178,81 @@
               <w:right w:val="single" w:color="CCCCCC" w:sz="1"/>
             </w:tcBorders>
             <w:tcMar>
-              <w:top w:type="dxa" w:w="60"/>
+              <w:top w:type="dxa" w:w="80"/>
               <w:left w:type="dxa" w:w="120"/>
-              <w:bottom w:type="dxa" w:w="60"/>
+              <w:bottom w:type="dxa" w:w="80"/>
               <w:right w:type="dxa" w:w="120"/>
             </w:tcMar>
           </w:tcPr>
           <w:p>
-            <w:r>
-              <w:rPr>
-                <w:rFonts w:ascii="Arial" w:cs="Arial" w:eastAsia="Arial" w:hAnsi="Arial"/>
-                <w:sz w:val="20"/>
-                <w:szCs w:val="20"/>
+            <w:pPr>
+              <w:spacing w:after="80" w:before="80"/>
+            </w:pPr>
+            <w:r>
+              <w:rPr>
+                <w:rFonts w:ascii="Arial" w:cs="Arial" w:eastAsia="Arial" w:hAnsi="Arial"/>
+                <w:b/>
+                <w:bCs/>
+                <w:i w:val="false"/>
+                <w:iCs w:val="false"/>
+                <w:color w:val="000000"/>
+                <w:sz w:val="22"/>
+                <w:szCs w:val="22"/>
               </w:rPr>
               <w:t xml:space="preserve">Independent Practice / Code Along</w:t>
+            </w:r>
+            <w:r>
+              <w:rPr>
+                <w:rFonts w:ascii="Arial" w:cs="Arial" w:eastAsia="Arial" w:hAnsi="Arial"/>
+                <w:sz w:val="20"/>
+                <w:szCs w:val="20"/>
+              </w:rPr>
+              <w:br/>
+              <w:t xml:space="preserve"/>
+            </w:r>
+            <w:r>
+              <w:rPr>
+                <w:rFonts w:ascii="Arial" w:cs="Arial" w:eastAsia="Arial" w:hAnsi="Arial"/>
+                <w:b w:val="false"/>
+                <w:bCs w:val="false"/>
+                <w:i w:val="false"/>
+                <w:iCs w:val="false"/>
+                <w:color w:val="000000"/>
+                <w:sz w:val="20"/>
+                <w:szCs w:val="20"/>
+              </w:rPr>
+              <w:t xml:space="preserve">    Work through problems from the day's exercise set.</w:t>
+            </w:r>
+            <w:r>
+              <w:rPr>
+                <w:rFonts w:ascii="Arial" w:cs="Arial" w:eastAsia="Arial" w:hAnsi="Arial"/>
+                <w:sz w:val="20"/>
+                <w:szCs w:val="20"/>
+              </w:rPr>
+              <w:br/>
+              <w:t xml:space="preserve"/>
+            </w:r>
+            <w:r>
+              <w:rPr>
+                <w:rFonts w:ascii="Arial" w:cs="Arial" w:eastAsia="Arial" w:hAnsi="Arial"/>
+                <w:sz w:val="20"/>
+                <w:szCs w:val="20"/>
+              </w:rPr>
+              <w:br/>
+              <w:t xml:space="preserve"/>
+            </w:r>
+            <w:r>
+              <w:rPr>
+                <w:rFonts w:ascii="Arial" w:cs="Arial" w:eastAsia="Arial" w:hAnsi="Arial"/>
+                <w:b w:val="false"/>
+                <w:bCs w:val="false"/>
+                <w:i/>
+                <w:iCs/>
+                <w:color w:val="555555"/>
+                <w:sz w:val="20"/>
+                <w:szCs w:val="20"/>
+              </w:rPr>
+              <w:t xml:space="preserve">→ Teacher circulates — offer hints, check for understanding.</w:t>
             </w:r>
           </w:p>
         </w:tc>
@@ -493,9 +1268,9 @@
               <w:right w:val="single" w:color="CCCCCC" w:sz="1"/>
             </w:tcBorders>
             <w:tcMar>
-              <w:top w:type="dxa" w:w="60"/>
+              <w:top w:type="dxa" w:w="80"/>
               <w:left w:type="dxa" w:w="120"/>
-              <w:bottom w:type="dxa" w:w="60"/>
+              <w:bottom w:type="dxa" w:w="80"/>
               <w:right w:type="dxa" w:w="120"/>
             </w:tcMar>
           </w:tcPr>
@@ -522,20 +1297,90 @@
               <w:right w:val="single" w:color="CCCCCC" w:sz="1"/>
             </w:tcBorders>
             <w:tcMar>
-              <w:top w:type="dxa" w:w="60"/>
+              <w:top w:type="dxa" w:w="80"/>
               <w:left w:type="dxa" w:w="120"/>
-              <w:bottom w:type="dxa" w:w="60"/>
+              <w:bottom w:type="dxa" w:w="80"/>
               <w:right w:type="dxa" w:w="120"/>
             </w:tcMar>
           </w:tcPr>
           <w:p>
-            <w:r>
-              <w:rPr>
-                <w:rFonts w:ascii="Arial" w:cs="Arial" w:eastAsia="Arial" w:hAnsi="Arial"/>
-                <w:sz w:val="20"/>
-                <w:szCs w:val="20"/>
+            <w:pPr>
+              <w:spacing w:after="80" w:before="80"/>
+            </w:pPr>
+            <w:r>
+              <w:rPr>
+                <w:rFonts w:ascii="Arial" w:cs="Arial" w:eastAsia="Arial" w:hAnsi="Arial"/>
+                <w:b/>
+                <w:bCs/>
+                <w:i w:val="false"/>
+                <w:iCs w:val="false"/>
+                <w:color w:val="000000"/>
+                <w:sz w:val="22"/>
+                <w:szCs w:val="22"/>
               </w:rPr>
               <w:t xml:space="preserve">Exit Ticket / Wrap-Up</w:t>
+            </w:r>
+            <w:r>
+              <w:rPr>
+                <w:rFonts w:ascii="Arial" w:cs="Arial" w:eastAsia="Arial" w:hAnsi="Arial"/>
+                <w:sz w:val="20"/>
+                <w:szCs w:val="20"/>
+              </w:rPr>
+              <w:br/>
+              <w:t xml:space="preserve"/>
+            </w:r>
+            <w:r>
+              <w:rPr>
+                <w:rFonts w:ascii="Arial" w:cs="Arial" w:eastAsia="Arial" w:hAnsi="Arial"/>
+                <w:sz w:val="20"/>
+                <w:szCs w:val="20"/>
+              </w:rPr>
+              <w:br/>
+              <w:t xml:space="preserve"/>
+            </w:r>
+            <w:r>
+              <w:rPr>
+                <w:rFonts w:ascii="Arial" w:cs="Arial" w:eastAsia="Arial" w:hAnsi="Arial"/>
+                <w:b w:val="false"/>
+                <w:bCs w:val="false"/>
+                <w:i w:val="false"/>
+                <w:iCs w:val="false"/>
+                <w:color w:val="000000"/>
+                <w:sz w:val="20"/>
+                <w:szCs w:val="20"/>
+              </w:rPr>
+              <w:t xml:space="preserve">Quick Check: Choose between map/filter/reduce and comprehensions, and understand when to use each approach?</w:t>
+            </w:r>
+            <w:r>
+              <w:rPr>
+                <w:rFonts w:ascii="Arial" w:cs="Arial" w:eastAsia="Arial" w:hAnsi="Arial"/>
+                <w:sz w:val="20"/>
+                <w:szCs w:val="20"/>
+              </w:rPr>
+              <w:br/>
+              <w:t xml:space="preserve"/>
+            </w:r>
+            <w:r>
+              <w:rPr>
+                <w:rFonts w:ascii="Arial" w:cs="Arial" w:eastAsia="Arial" w:hAnsi="Arial"/>
+                <w:sz w:val="20"/>
+                <w:szCs w:val="20"/>
+              </w:rPr>
+              <w:br/>
+              <w:t xml:space="preserve"/>
+            </w:r>
+            <w:r>
+              <w:rPr>
+                <w:rFonts w:ascii="Arial" w:cs="Arial" w:eastAsia="Arial" w:hAnsi="Arial"/>
+                <w:b w:val="false"/>
+                <w:bCs w:val="false"/>
+                <w:i/>
+                <w:iCs/>
+                <w:color w:val="555555"/>
+                <w:sz w:val="20"/>
+                <w:szCs w:val="20"/>
+              </w:rPr>
+              <w:t xml:space="preserve">→ 3–2–1: Name 3 things learned, 2 new vocab words, 1 question you still have.</w:t>
             </w:r>
           </w:p>
         </w:tc>
@@ -873,19 +1718,6 @@
                 <w:sz w:val="18"/>
                 <w:szCs w:val="18"/>
               </w:rPr>
-              <w:t xml:space="preserve"># Example 1: List comprehension vs. map()</w:t>
-            </w:r>
-          </w:p>
-          <w:p>
-            <w:pPr>
-              <w:spacing w:after="20"/>
-            </w:pPr>
-            <w:r>
-              <w:rPr>
-                <w:rFonts w:ascii="Courier New" w:cs="Courier New" w:eastAsia="Courier New" w:hAnsi="Courier New"/>
-                <w:sz w:val="18"/>
-                <w:szCs w:val="18"/>
-              </w:rPr>
               <w:t xml:space="preserve">numbers = [1, 2, 3, 4, 5]</w:t>
             </w:r>
           </w:p>
@@ -912,7 +1744,7 @@
                 <w:sz w:val="18"/>
                 <w:szCs w:val="18"/>
               </w:rPr>
-              <w:t xml:space="preserve"># Using map()</w:t>
+              <w:t xml:space="preserve"> </w:t>
             </w:r>
           </w:p>
           <w:p>
@@ -964,7 +1796,7 @@
                 <w:sz w:val="18"/>
                 <w:szCs w:val="18"/>
               </w:rPr>
-              <w:t xml:space="preserve"># Using comprehension (more Pythonic)</w:t>
+              <w:t xml:space="preserve"> </w:t>
             </w:r>
           </w:p>
           <w:p>
@@ -1016,7 +1848,7 @@
                 <w:sz w:val="18"/>
                 <w:szCs w:val="18"/>
               </w:rPr>
-              <w:t xml:space="preserve"># Example 2: List comprehension vs. filter()</w:t>
+              <w:t xml:space="preserve"> </w:t>
             </w:r>
           </w:p>
           <w:p>
@@ -1055,7 +1887,7 @@
                 <w:sz w:val="18"/>
                 <w:szCs w:val="18"/>
               </w:rPr>
-              <w:t xml:space="preserve"># Using filter()</w:t>
+              <w:t xml:space="preserve"> </w:t>
             </w:r>
           </w:p>
           <w:p>
@@ -1107,7 +1939,7 @@
                 <w:sz w:val="18"/>
                 <w:szCs w:val="18"/>
               </w:rPr>
-              <w:t xml:space="preserve"># Using comprehension (clearer!)</w:t>
+              <w:t xml:space="preserve"> </w:t>
             </w:r>
           </w:p>
           <w:p>
@@ -1159,7 +1991,7 @@
                 <w:sz w:val="18"/>
                 <w:szCs w:val="18"/>
               </w:rPr>
-              <w:t xml:space="preserve"># Example 3: Dictionary comprehension (similar idea)</w:t>
+              <w:t xml:space="preserve"> </w:t>
             </w:r>
           </w:p>
           <w:p>
@@ -1211,33 +2043,33 @@
                 <w:sz w:val="18"/>
                 <w:szCs w:val="18"/>
               </w:rPr>
-              <w:t xml:space="preserve"># Output: {'cat': 3, 'elephant': 8, 'dog': 3, 'python': 6}</w:t>
-            </w:r>
-          </w:p>
-          <w:p>
-            <w:pPr>
-              <w:spacing w:after="20"/>
-            </w:pPr>
-            <w:r>
-              <w:rPr>
-                <w:rFonts w:ascii="Courier New" w:cs="Courier New" w:eastAsia="Courier New" w:hAnsi="Courier New"/>
-                <w:sz w:val="18"/>
-                <w:szCs w:val="18"/>
-              </w:rPr>
-              <w:t xml:space="preserve"> </w:t>
-            </w:r>
-          </w:p>
-          <w:p>
-            <w:pPr>
-              <w:spacing w:after="20"/>
-            </w:pPr>
-            <w:r>
-              <w:rPr>
-                <w:rFonts w:ascii="Courier New" w:cs="Courier New" w:eastAsia="Courier New" w:hAnsi="Courier New"/>
-                <w:sz w:val="18"/>
-                <w:szCs w:val="18"/>
-              </w:rPr>
-              <w:t xml:space="preserve"># Example 4: Comprehension with condition</w:t>
+              <w:t xml:space="preserve"> </w:t>
+            </w:r>
+          </w:p>
+          <w:p>
+            <w:pPr>
+              <w:spacing w:after="20"/>
+            </w:pPr>
+            <w:r>
+              <w:rPr>
+                <w:rFonts w:ascii="Courier New" w:cs="Courier New" w:eastAsia="Courier New" w:hAnsi="Courier New"/>
+                <w:sz w:val="18"/>
+                <w:szCs w:val="18"/>
+              </w:rPr>
+              <w:t xml:space="preserve"> </w:t>
+            </w:r>
+          </w:p>
+          <w:p>
+            <w:pPr>
+              <w:spacing w:after="20"/>
+            </w:pPr>
+            <w:r>
+              <w:rPr>
+                <w:rFonts w:ascii="Courier New" w:cs="Courier New" w:eastAsia="Courier New" w:hAnsi="Courier New"/>
+                <w:sz w:val="18"/>
+                <w:szCs w:val="18"/>
+              </w:rPr>
+              <w:t xml:space="preserve"> </w:t>
             </w:r>
           </w:p>
           <w:p>
@@ -1263,7 +2095,7 @@
                 <w:sz w:val="18"/>
                 <w:szCs w:val="18"/>
               </w:rPr>
-              <w:t xml:space="preserve"># Transform and filter in one go</w:t>
+              <w:t xml:space="preserve"> </w:t>
             </w:r>
           </w:p>
           <w:p>
@@ -1315,7 +2147,7 @@
                 <w:sz w:val="18"/>
                 <w:szCs w:val="18"/>
               </w:rPr>
-              <w:t xml:space="preserve"># Example 5: When map/filter make sense - using built-in functions</w:t>
+              <w:t xml:space="preserve"> </w:t>
             </w:r>
           </w:p>
           <w:p>
@@ -1341,7 +2173,7 @@
                 <w:sz w:val="18"/>
                 <w:szCs w:val="18"/>
               </w:rPr>
-              <w:t xml:space="preserve"># Using map with int (cleaner than lambda)</w:t>
+              <w:t xml:space="preserve"> </w:t>
             </w:r>
           </w:p>
           <w:p>
@@ -1393,7 +2225,7 @@
                 <w:sz w:val="18"/>
                 <w:szCs w:val="18"/>
               </w:rPr>
-              <w:t xml:space="preserve"># Using strings with str.upper</w:t>
+              <w:t xml:space="preserve"> </w:t>
             </w:r>
           </w:p>
           <w:p>
@@ -1458,20 +2290,20 @@
                 <w:sz w:val="18"/>
                 <w:szCs w:val="18"/>
               </w:rPr>
-              <w:t xml:space="preserve"># Example 6: Real-world refactoring</w:t>
-            </w:r>
-          </w:p>
-          <w:p>
-            <w:pPr>
-              <w:spacing w:after="20"/>
-            </w:pPr>
-            <w:r>
-              <w:rPr>
-                <w:rFonts w:ascii="Courier New" w:cs="Courier New" w:eastAsia="Courier New" w:hAnsi="Courier New"/>
-                <w:sz w:val="18"/>
-                <w:szCs w:val="18"/>
-              </w:rPr>
-              <w:t xml:space="preserve"># BEFORE (functional, harder to read)</w:t>
+              <w:t xml:space="preserve"> </w:t>
+            </w:r>
+          </w:p>
+          <w:p>
+            <w:pPr>
+              <w:spacing w:after="20"/>
+            </w:pPr>
+            <w:r>
+              <w:rPr>
+                <w:rFonts w:ascii="Courier New" w:cs="Courier New" w:eastAsia="Courier New" w:hAnsi="Courier New"/>
+                <w:sz w:val="18"/>
+                <w:szCs w:val="18"/>
+              </w:rPr>
+              <w:t xml:space="preserve"> </w:t>
             </w:r>
           </w:p>
           <w:p>
@@ -1627,7 +2459,7 @@
                 <w:sz w:val="18"/>
                 <w:szCs w:val="18"/>
               </w:rPr>
-              <w:t xml:space="preserve"># AFTER (Pythonic, clearer)</w:t>
+              <w:t xml:space="preserve"> </w:t>
             </w:r>
           </w:p>
           <w:p>
@@ -1692,7 +2524,7 @@
                 <w:sz w:val="18"/>
                 <w:szCs w:val="18"/>
               </w:rPr>
-              <w:t xml:space="preserve"># Example 7: reduce() - often best replaced by built-ins</w:t>
+              <w:t xml:space="preserve"> </w:t>
             </w:r>
           </w:p>
           <w:p>
@@ -1757,7 +2589,7 @@
                 <w:sz w:val="18"/>
                 <w:szCs w:val="18"/>
               </w:rPr>
-              <w:t xml:space="preserve"># Using reduce</w:t>
+              <w:t xml:space="preserve"> </w:t>
             </w:r>
           </w:p>
           <w:p>
@@ -1809,7 +2641,7 @@
                 <w:sz w:val="18"/>
                 <w:szCs w:val="18"/>
               </w:rPr>
-              <w:t xml:space="preserve"># Using sum (built-in, clearer)</w:t>
+              <w:t xml:space="preserve"> </w:t>
             </w:r>
           </w:p>
           <w:p>
@@ -1861,7 +2693,7 @@
                 <w:sz w:val="18"/>
                 <w:szCs w:val="18"/>
               </w:rPr>
-              <w:t xml:space="preserve"># Example 8: Nested list comprehension</w:t>
+              <w:t xml:space="preserve"> </w:t>
             </w:r>
           </w:p>
           <w:p>
@@ -1887,7 +2719,7 @@
                 <w:sz w:val="18"/>
                 <w:szCs w:val="18"/>
               </w:rPr>
-              <w:t xml:space="preserve"># Flatten the matrix</w:t>
+              <w:t xml:space="preserve"> </w:t>
             </w:r>
           </w:p>
           <w:p>
@@ -1939,7 +2771,7 @@
                 <w:sz w:val="18"/>
                 <w:szCs w:val="18"/>
               </w:rPr>
-              <w:t xml:space="preserve"># Example 9: Set and dictionary comprehensions</w:t>
+              <w:t xml:space="preserve"> </w:t>
             </w:r>
           </w:p>
           <w:p>
@@ -1965,7 +2797,7 @@
                 <w:sz w:val="18"/>
                 <w:szCs w:val="18"/>
               </w:rPr>
-              <w:t xml:space="preserve"># Set comprehension (removes duplicates)</w:t>
+              <w:t xml:space="preserve"> </w:t>
             </w:r>
           </w:p>
           <w:p>
@@ -2017,7 +2849,7 @@
                 <w:sz w:val="18"/>
                 <w:szCs w:val="18"/>
               </w:rPr>
-              <w:t xml:space="preserve"># Dict comprehension</w:t>
+              <w:t xml:space="preserve"> </w:t>
             </w:r>
           </w:p>
           <w:p>
@@ -2097,19 +2929,6 @@
                 <w:sz w:val="18"/>
                 <w:szCs w:val="18"/>
               </w:rPr>
-              <w:t xml:space="preserve"># Original</w:t>
-            </w:r>
-          </w:p>
-          <w:p>
-            <w:pPr>
-              <w:spacing w:after="20"/>
-            </w:pPr>
-            <w:r>
-              <w:rPr>
-                <w:rFonts w:ascii="Courier New" w:cs="Courier New" w:eastAsia="Courier New" w:hAnsi="Courier New"/>
-                <w:sz w:val="18"/>
-                <w:szCs w:val="18"/>
-              </w:rPr>
               <w:t xml:space="preserve">numbers = [1, 2, 3, 4, 5]</w:t>
             </w:r>
           </w:p>
@@ -2149,7 +2968,7 @@
                 <w:sz w:val="18"/>
                 <w:szCs w:val="18"/>
               </w:rPr>
-              <w:t xml:space="preserve"># Converted</w:t>
+              <w:t xml:space="preserve"> </w:t>
             </w:r>
           </w:p>
           <w:p>
@@ -2229,19 +3048,6 @@
                 <w:sz w:val="18"/>
                 <w:szCs w:val="18"/>
               </w:rPr>
-              <w:t xml:space="preserve"># Original</w:t>
-            </w:r>
-          </w:p>
-          <w:p>
-            <w:pPr>
-              <w:spacing w:after="20"/>
-            </w:pPr>
-            <w:r>
-              <w:rPr>
-                <w:rFonts w:ascii="Courier New" w:cs="Courier New" w:eastAsia="Courier New" w:hAnsi="Courier New"/>
-                <w:sz w:val="18"/>
-                <w:szCs w:val="18"/>
-              </w:rPr>
               <w:t xml:space="preserve">numbers = [1, 2, 3, 4, 5, 6, 7, 8, 9, 10]</w:t>
             </w:r>
           </w:p>
@@ -2281,7 +3087,7 @@
                 <w:sz w:val="18"/>
                 <w:szCs w:val="18"/>
               </w:rPr>
-              <w:t xml:space="preserve"># Converted</w:t>
+              <w:t xml:space="preserve"> </w:t>
             </w:r>
           </w:p>
           <w:p>
@@ -2390,19 +3196,6 @@
               <w:t xml:space="preserve">print(word_lengths)</w:t>
             </w:r>
           </w:p>
-          <w:p>
-            <w:pPr>
-              <w:spacing w:after="20"/>
-            </w:pPr>
-            <w:r>
-              <w:rPr>
-                <w:rFonts w:ascii="Courier New" w:cs="Courier New" w:eastAsia="Courier New" w:hAnsi="Courier New"/>
-                <w:sz w:val="18"/>
-                <w:szCs w:val="18"/>
-              </w:rPr>
-              <w:t xml:space="preserve"># Should print: {'python': 6, 'code': 4, 'algorithm': 9}</w:t>
-            </w:r>
-          </w:p>
         </w:tc>
       </w:tr>
     </w:tbl>
@@ -2454,58 +3247,6 @@
                 <w:sz w:val="18"/>
                 <w:szCs w:val="18"/>
               </w:rPr>
-              <w:t xml:space="preserve"># Original (hard to read)</w:t>
-            </w:r>
-          </w:p>
-          <w:p>
-            <w:pPr>
-              <w:spacing w:after="20"/>
-            </w:pPr>
-            <w:r>
-              <w:rPr>
-                <w:rFonts w:ascii="Courier New" w:cs="Courier New" w:eastAsia="Courier New" w:hAnsi="Courier New"/>
-                <w:sz w:val="18"/>
-                <w:szCs w:val="18"/>
-              </w:rPr>
-              <w:t xml:space="preserve"># data = list(filter(lambda x: x &gt; 5, map(lambda x: x * 2, [1, 2, 3, 4, 5, 6])))</w:t>
-            </w:r>
-          </w:p>
-          <w:p>
-            <w:pPr>
-              <w:spacing w:after="20"/>
-            </w:pPr>
-            <w:r>
-              <w:rPr>
-                <w:rFonts w:ascii="Courier New" w:cs="Courier New" w:eastAsia="Courier New" w:hAnsi="Courier New"/>
-                <w:sz w:val="18"/>
-                <w:szCs w:val="18"/>
-              </w:rPr>
-              <w:t xml:space="preserve"> </w:t>
-            </w:r>
-          </w:p>
-          <w:p>
-            <w:pPr>
-              <w:spacing w:after="20"/>
-            </w:pPr>
-            <w:r>
-              <w:rPr>
-                <w:rFonts w:ascii="Courier New" w:cs="Courier New" w:eastAsia="Courier New" w:hAnsi="Courier New"/>
-                <w:sz w:val="18"/>
-                <w:szCs w:val="18"/>
-              </w:rPr>
-              <w:t xml:space="preserve"># Clearer approach</w:t>
-            </w:r>
-          </w:p>
-          <w:p>
-            <w:pPr>
-              <w:spacing w:after="20"/>
-            </w:pPr>
-            <w:r>
-              <w:rPr>
-                <w:rFonts w:ascii="Courier New" w:cs="Courier New" w:eastAsia="Courier New" w:hAnsi="Courier New"/>
-                <w:sz w:val="18"/>
-                <w:szCs w:val="18"/>
-              </w:rPr>
               <w:t xml:space="preserve">data = [x * 2 for x in [1, 2, 3, 4, 5, 6] if x * 2 &gt; 5]</w:t>
             </w:r>
           </w:p>
@@ -2573,19 +3314,6 @@
                 <w:sz w:val="18"/>
                 <w:szCs w:val="18"/>
               </w:rPr>
-              <w:t xml:space="preserve"># Beginner</w:t>
-            </w:r>
-          </w:p>
-          <w:p>
-            <w:pPr>
-              <w:spacing w:after="20"/>
-            </w:pPr>
-            <w:r>
-              <w:rPr>
-                <w:rFonts w:ascii="Courier New" w:cs="Courier New" w:eastAsia="Courier New" w:hAnsi="Courier New"/>
-                <w:sz w:val="18"/>
-                <w:szCs w:val="18"/>
-              </w:rPr>
               <w:t xml:space="preserve">result = [x + 1 for x in [1, 2, 3]]</w:t>
             </w:r>
           </w:p>
@@ -2625,7 +3353,7 @@
                 <w:sz w:val="18"/>
                 <w:szCs w:val="18"/>
               </w:rPr>
-              <w:t xml:space="preserve"># Intermediate</w:t>
+              <w:t xml:space="preserve"> </w:t>
             </w:r>
           </w:p>
           <w:p>
@@ -2690,7 +3418,7 @@
                 <w:sz w:val="18"/>
                 <w:szCs w:val="18"/>
               </w:rPr>
-              <w:t xml:space="preserve"># Challenge</w:t>
+              <w:t xml:space="preserve"> </w:t>
             </w:r>
           </w:p>
           <w:p>

--- a/Coding 2 - year/Unit 3 - Advanced Functions & Algorithms/Daily Lesson Plans/Word/Day 6.docx
+++ b/Coding 2 - year/Unit 3 - Advanced Functions & Algorithms/Daily Lesson Plans/Word/Day 6.docx
@@ -380,7 +380,7 @@
                 <w:sz w:val="20"/>
                 <w:szCs w:val="20"/>
               </w:rPr>
-              <w:t xml:space="preserve">    In your own words: Choose between map/filter/reduce and comprehensions, and understand when to use each approach?</w:t>
+              <w:t xml:space="preserve">    What factors would help you choose between map/filter/reduce and comprehensions, and understand when to use each approach? What trade-offs might you consider?</w:t>
             </w:r>
             <w:r>
               <w:rPr>
@@ -477,7 +477,7 @@
                 <w:sz w:val="20"/>
                 <w:szCs w:val="20"/>
               </w:rPr>
-              <w:t xml:space="preserve">Today's Goal: By the end of class you will be able to choose between map/filter/reduce and comprehensions, and understand when to use each approach.</w:t>
+              <w:t xml:space="preserve">Today’s Goal: By the end of class you will be able to choose between map/filter/reduce and comprehensions, and understand when to use each approach.</w:t>
             </w:r>
             <w:r>
               <w:rPr>
@@ -1349,7 +1349,7 @@
                 <w:sz w:val="20"/>
                 <w:szCs w:val="20"/>
               </w:rPr>
-              <w:t xml:space="preserve">Quick Check: Choose between map/filter/reduce and comprehensions, and understand when to use each approach?</w:t>
+              <w:t xml:space="preserve">What's one decision you made in your code today and why did you make it?</w:t>
             </w:r>
             <w:r>
               <w:rPr>

--- a/Coding 2 - year/Unit 3 - Advanced Functions & Algorithms/Daily Lesson Plans/Word/Day 6.docx
+++ b/Coding 2 - year/Unit 3 - Advanced Functions & Algorithms/Daily Lesson Plans/Word/Day 6.docx
@@ -1213,6 +1213,19 @@
             <w:r>
               <w:rPr>
                 <w:rFonts w:ascii="Arial" w:cs="Arial" w:eastAsia="Arial" w:hAnsi="Arial"/>
+                <w:b/>
+                <w:bCs/>
+                <w:i w:val="false"/>
+                <w:iCs w:val="false"/>
+                <w:color w:val="000000"/>
+                <w:sz w:val="20"/>
+                <w:szCs w:val="20"/>
+              </w:rPr>
+              <w:t xml:space="preserve">    Beginner: </w:t>
+            </w:r>
+            <w:r>
+              <w:rPr>
+                <w:rFonts w:ascii="Arial" w:cs="Arial" w:eastAsia="Arial" w:hAnsi="Arial"/>
                 <w:b w:val="false"/>
                 <w:bCs w:val="false"/>
                 <w:i w:val="false"/>
@@ -1221,7 +1234,77 @@
                 <w:sz w:val="20"/>
                 <w:szCs w:val="20"/>
               </w:rPr>
-              <w:t xml:space="preserve">    Work through problems from the day's exercise set.</w:t>
+              <w:t xml:space="preserve">Convert a map() function to a comprehension. Start with converting list(map(lambda x: x + 1, [1, 2, 3])).</w:t>
+            </w:r>
+            <w:r>
+              <w:rPr>
+                <w:rFonts w:ascii="Arial" w:cs="Arial" w:eastAsia="Arial" w:hAnsi="Arial"/>
+                <w:sz w:val="20"/>
+                <w:szCs w:val="20"/>
+              </w:rPr>
+              <w:br/>
+              <w:t xml:space="preserve"/>
+            </w:r>
+            <w:r>
+              <w:rPr>
+                <w:rFonts w:ascii="Arial" w:cs="Arial" w:eastAsia="Arial" w:hAnsi="Arial"/>
+                <w:b/>
+                <w:bCs/>
+                <w:i w:val="false"/>
+                <w:iCs w:val="false"/>
+                <w:color w:val="000000"/>
+                <w:sz w:val="20"/>
+                <w:szCs w:val="20"/>
+              </w:rPr>
+              <w:t xml:space="preserve">    Intermediate: </w:t>
+            </w:r>
+            <w:r>
+              <w:rPr>
+                <w:rFonts w:ascii="Arial" w:cs="Arial" w:eastAsia="Arial" w:hAnsi="Arial"/>
+                <w:b w:val="false"/>
+                <w:bCs w:val="false"/>
+                <w:i w:val="false"/>
+                <w:iCs w:val="false"/>
+                <w:color w:val="000000"/>
+                <w:sz w:val="20"/>
+                <w:szCs w:val="20"/>
+              </w:rPr>
+              <w:t xml:space="preserve">Create a dictionary comprehension from a list of names that maps each name to its length.</w:t>
+            </w:r>
+            <w:r>
+              <w:rPr>
+                <w:rFonts w:ascii="Arial" w:cs="Arial" w:eastAsia="Arial" w:hAnsi="Arial"/>
+                <w:sz w:val="20"/>
+                <w:szCs w:val="20"/>
+              </w:rPr>
+              <w:br/>
+              <w:t xml:space="preserve"/>
+            </w:r>
+            <w:r>
+              <w:rPr>
+                <w:rFonts w:ascii="Arial" w:cs="Arial" w:eastAsia="Arial" w:hAnsi="Arial"/>
+                <w:b/>
+                <w:bCs/>
+                <w:i w:val="false"/>
+                <w:iCs w:val="false"/>
+                <w:color w:val="000000"/>
+                <w:sz w:val="20"/>
+                <w:szCs w:val="20"/>
+              </w:rPr>
+              <w:t xml:space="preserve">    Challenge: </w:t>
+            </w:r>
+            <w:r>
+              <w:rPr>
+                <w:rFonts w:ascii="Arial" w:cs="Arial" w:eastAsia="Arial" w:hAnsi="Arial"/>
+                <w:b w:val="false"/>
+                <w:bCs w:val="false"/>
+                <w:i w:val="false"/>
+                <w:iCs w:val="false"/>
+                <w:color w:val="000000"/>
+                <w:sz w:val="20"/>
+                <w:szCs w:val="20"/>
+              </w:rPr>
+              <w:t xml:space="preserve">Write a list comprehension that extracts all student names from a list of student dictionaries where the GPA is above 3.5.</w:t>
             </w:r>
             <w:r>
               <w:rPr>
@@ -3595,6 +3678,94 @@
       <w:pPr>
         <w:spacing w:after="160"/>
       </w:pPr>
+    </w:p>
+    <w:p>
+      <w:pPr>
+        <w:pBdr>
+          <w:bottom w:val="single" w:color="1B7A4A" w:sz="4" w:space="4"/>
+        </w:pBdr>
+        <w:spacing w:after="100" w:before="120"/>
+      </w:pPr>
+      <w:r>
+        <w:rPr>
+          <w:rFonts w:ascii="Arial" w:cs="Arial" w:eastAsia="Arial" w:hAnsi="Arial"/>
+          <w:b/>
+          <w:bCs/>
+          <w:color w:val="1B7A4A"/>
+          <w:sz w:val="24"/>
+          <w:szCs w:val="24"/>
+        </w:rPr>
+        <w:t xml:space="preserve">Practice Problems</w:t>
+      </w:r>
+    </w:p>
+    <w:p>
+      <w:pPr>
+        <w:spacing w:after="80"/>
+      </w:pPr>
+      <w:r>
+        <w:rPr>
+          <w:rFonts w:ascii="Arial" w:cs="Arial" w:eastAsia="Arial" w:hAnsi="Arial"/>
+          <w:b/>
+          <w:bCs/>
+          <w:sz w:val="20"/>
+          <w:szCs w:val="20"/>
+        </w:rPr>
+        <w:t xml:space="preserve">Problem 1: </w:t>
+      </w:r>
+      <w:r>
+        <w:rPr>
+          <w:rFonts w:ascii="Arial" w:cs="Arial" w:eastAsia="Arial" w:hAnsi="Arial"/>
+          <w:sz w:val="20"/>
+          <w:szCs w:val="20"/>
+        </w:rPr>
+        <w:t xml:space="preserve">Beginner:  Convert a map() function to a comprehension. Start with converting list(map(lambda x: x + 1, [1, 2, 3])).</w:t>
+      </w:r>
+    </w:p>
+    <w:p>
+      <w:pPr>
+        <w:spacing w:after="80"/>
+      </w:pPr>
+      <w:r>
+        <w:rPr>
+          <w:rFonts w:ascii="Arial" w:cs="Arial" w:eastAsia="Arial" w:hAnsi="Arial"/>
+          <w:b/>
+          <w:bCs/>
+          <w:sz w:val="20"/>
+          <w:szCs w:val="20"/>
+        </w:rPr>
+        <w:t xml:space="preserve">Problem 2: </w:t>
+      </w:r>
+      <w:r>
+        <w:rPr>
+          <w:rFonts w:ascii="Arial" w:cs="Arial" w:eastAsia="Arial" w:hAnsi="Arial"/>
+          <w:sz w:val="20"/>
+          <w:szCs w:val="20"/>
+        </w:rPr>
+        <w:t xml:space="preserve">Intermediate:  Create a dictionary comprehension from a list of names that maps each name to its length.</w:t>
+      </w:r>
+    </w:p>
+    <w:p>
+      <w:pPr>
+        <w:spacing w:after="80"/>
+      </w:pPr>
+      <w:r>
+        <w:rPr>
+          <w:rFonts w:ascii="Arial" w:cs="Arial" w:eastAsia="Arial" w:hAnsi="Arial"/>
+          <w:b/>
+          <w:bCs/>
+          <w:sz w:val="20"/>
+          <w:szCs w:val="20"/>
+        </w:rPr>
+        <w:t xml:space="preserve">Problem 3: </w:t>
+      </w:r>
+      <w:r>
+        <w:rPr>
+          <w:rFonts w:ascii="Arial" w:cs="Arial" w:eastAsia="Arial" w:hAnsi="Arial"/>
+          <w:sz w:val="20"/>
+          <w:szCs w:val="20"/>
+        </w:rPr>
+        <w:t xml:space="preserve">Challenge:  Write a list comprehension that extracts all student names from a list of student dictionaries where the GPA is above 3.5.</w:t>
+      </w:r>
     </w:p>
     <w:p>
       <w:pPr>
